--- a/Taylor/IOS Kafka Node TypeScript/Taylor Pentz.docx
+++ b/Taylor/IOS Kafka Node TypeScript/Taylor Pentz.docx
@@ -10,8 +10,9 @@
         <w:jc w:val="center"/>
         <w:rPr>
           <w:rFonts w:ascii="Times New Roman" w:eastAsia="Times New Roman" w:hAnsi="Times New Roman" w:cs="Times New Roman"/>
-          <w:sz w:val="24"/>
-          <w:szCs w:val="24"/>
+          <w:sz w:val="28"/>
+          <w:szCs w:val="24"/>
+          <w:u w:val="single"/>
         </w:rPr>
       </w:pPr>
       <w:r>
@@ -58,8 +59,6 @@
         </w:rPr>
         <w:t>Senior Software</w:t>
       </w:r>
-      <w:bookmarkStart w:id="0" w:name="_GoBack"/>
-      <w:bookmarkEnd w:id="0"/>
       <w:r>
         <w:rPr>
           <w:rFonts w:ascii="Arial Black" w:eastAsia="Times New Roman" w:hAnsi="Arial Black" w:cs="Times New Roman"/>
@@ -96,29 +95,33 @@
           <w:sz w:val="24"/>
           <w:szCs w:val="24"/>
         </w:rPr>
-        <w:t xml:space="preserve"> | 1601 Larkin, High Point, NC | +1 8042860439</w:t>
-      </w:r>
-    </w:p>
-    <w:p>
-      <w:pPr>
-        <w:shd w:val="clear" w:color="auto" w:fill="DBE5F1" w:themeFill="accent1" w:themeFillTint="33"/>
-        <w:spacing w:after="0" w:line="240" w:lineRule="auto"/>
-        <w:contextualSpacing/>
-        <w:jc w:val="center"/>
+        <w:t xml:space="preserve"> | 1601 Larkin, High Point, NC | </w:t>
+      </w:r>
+      <w:r>
         <w:rPr>
           <w:rFonts w:ascii="Times New Roman" w:eastAsia="Times New Roman" w:hAnsi="Times New Roman" w:cs="Times New Roman"/>
-          <w:sz w:val="28"/>
-          <w:szCs w:val="24"/>
-          <w:u w:val="single"/>
-        </w:rPr>
-      </w:pPr>
+          <w:sz w:val="24"/>
+          <w:szCs w:val="24"/>
+        </w:rPr>
+        <w:t>+1 (980) 981-4522</w:t>
+      </w:r>
+      <w:r>
+        <w:rPr>
+          <w:rFonts w:ascii="Times New Roman" w:eastAsia="Times New Roman" w:hAnsi="Times New Roman" w:cs="Times New Roman"/>
+          <w:sz w:val="24"/>
+          <w:szCs w:val="24"/>
+        </w:rPr>
+        <w:t xml:space="preserve"> </w:t>
+      </w:r>
       <w:r>
         <w:rPr>
           <w:rFonts w:ascii="Times New Roman" w:hAnsi="Times New Roman" w:cs="Times New Roman"/>
           <w:sz w:val="24"/>
         </w:rPr>
-        <w:t>https://www.linkedin.com/in/taylor-pentz-698a98381/</w:t>
-      </w:r>
+        <w:t>https://www.linkedin.com/in/taylor-pentz-10a92a3aa</w:t>
+      </w:r>
+      <w:bookmarkStart w:id="0" w:name="_GoBack"/>
+      <w:bookmarkEnd w:id="0"/>
     </w:p>
     <w:p>
       <w:pPr>
@@ -6135,7 +6138,7 @@
 </file>
 
 <file path=customXml/itemProps1.xml><?xml version="1.0" encoding="utf-8"?>
-<ds:datastoreItem xmlns:ds="http://schemas.openxmlformats.org/officeDocument/2006/customXml" ds:itemID="{0A03E49D-606C-4918-8266-B5EF8F3F94A9}">
+<ds:datastoreItem xmlns:ds="http://schemas.openxmlformats.org/officeDocument/2006/customXml" ds:itemID="{40AC9243-F289-4B61-8F9D-82791CFBB5FA}">
   <ds:schemaRefs>
     <ds:schemaRef ds:uri="http://schemas.openxmlformats.org/officeDocument/2006/bibliography"/>
   </ds:schemaRefs>

--- a/Taylor/IOS Kafka Node TypeScript/Taylor Pentz.docx
+++ b/Taylor/IOS Kafka Node TypeScript/Taylor Pentz.docx
@@ -118,10 +118,8 @@
           <w:rFonts w:ascii="Times New Roman" w:hAnsi="Times New Roman" w:cs="Times New Roman"/>
           <w:sz w:val="24"/>
         </w:rPr>
-        <w:t>https://www.linkedin.com/in/taylor-pentz-10a92a3aa</w:t>
-      </w:r>
-      <w:bookmarkStart w:id="0" w:name="_GoBack"/>
-      <w:bookmarkEnd w:id="0"/>
+        <w:t>https://www.linkedin.com/in/taylor-p-b0389a3ba</w:t>
+      </w:r>
     </w:p>
     <w:p>
       <w:pPr>
@@ -159,6 +157,8 @@
         </w:rPr>
         <w:t>Professional Summary</w:t>
       </w:r>
+      <w:bookmarkStart w:id="0" w:name="_GoBack"/>
+      <w:bookmarkEnd w:id="0"/>
     </w:p>
     <w:p>
       <w:pPr>
@@ -203,25 +203,7 @@
           <w:sz w:val="24"/>
           <w:szCs w:val="24"/>
         </w:rPr>
-        <w:t xml:space="preserve">Expertise in </w:t>
-      </w:r>
-      <w:proofErr w:type="spellStart"/>
-      <w:r>
-        <w:rPr>
-          <w:rFonts w:asciiTheme="majorBidi" w:hAnsiTheme="majorBidi" w:cstheme="majorBidi"/>
-          <w:sz w:val="24"/>
-          <w:szCs w:val="24"/>
-        </w:rPr>
-        <w:t>iOS</w:t>
-      </w:r>
-      <w:proofErr w:type="spellEnd"/>
-      <w:r>
-        <w:rPr>
-          <w:rFonts w:asciiTheme="majorBidi" w:hAnsiTheme="majorBidi" w:cstheme="majorBidi"/>
-          <w:sz w:val="24"/>
-          <w:szCs w:val="24"/>
-        </w:rPr>
-        <w:t xml:space="preserve">/Android native development, Azure-based architecture, Kafka pipelines, and </w:t>
+        <w:t xml:space="preserve">Expertise in iOS/Android native development, Azure-based architecture, Kafka pipelines, and </w:t>
       </w:r>
       <w:proofErr w:type="spellStart"/>
       <w:r>
@@ -423,25 +405,7 @@
           <w:sz w:val="24"/>
           <w:szCs w:val="24"/>
         </w:rPr>
-        <w:t xml:space="preserve"> </w:t>
-      </w:r>
-      <w:proofErr w:type="spellStart"/>
-      <w:r>
-        <w:rPr>
-          <w:rFonts w:asciiTheme="majorBidi" w:hAnsiTheme="majorBidi" w:cstheme="majorBidi"/>
-          <w:sz w:val="24"/>
-          <w:szCs w:val="24"/>
-        </w:rPr>
-        <w:t>iOS</w:t>
-      </w:r>
-      <w:proofErr w:type="spellEnd"/>
-      <w:r>
-        <w:rPr>
-          <w:rFonts w:asciiTheme="majorBidi" w:hAnsiTheme="majorBidi" w:cstheme="majorBidi"/>
-          <w:sz w:val="24"/>
-          <w:szCs w:val="24"/>
-        </w:rPr>
-        <w:t xml:space="preserve"> (Swift/</w:t>
+        <w:t xml:space="preserve"> iOS (Swift/</w:t>
       </w:r>
       <w:proofErr w:type="spellStart"/>
       <w:r>
@@ -502,64 +466,16 @@
           <w:sz w:val="24"/>
           <w:szCs w:val="24"/>
         </w:rPr>
-        <w:t xml:space="preserve">Cloud &amp; </w:t>
-      </w:r>
-      <w:proofErr w:type="spellStart"/>
-      <w:r>
-        <w:rPr>
-          <w:rStyle w:val="Strong"/>
+        <w:t>Cloud &amp; DevOps:</w:t>
+      </w:r>
+      <w:r>
+        <w:rPr>
           <w:rFonts w:asciiTheme="majorBidi" w:hAnsiTheme="majorBidi" w:cstheme="majorBidi"/>
           <w:sz w:val="24"/>
           <w:szCs w:val="24"/>
         </w:rPr>
-        <w:t>DevOps</w:t>
-      </w:r>
-      <w:proofErr w:type="spellEnd"/>
-      <w:r>
-        <w:rPr>
-          <w:rStyle w:val="Strong"/>
-          <w:rFonts w:asciiTheme="majorBidi" w:hAnsiTheme="majorBidi" w:cstheme="majorBidi"/>
-          <w:sz w:val="24"/>
-          <w:szCs w:val="24"/>
-        </w:rPr>
-        <w:t>:</w:t>
-      </w:r>
-      <w:r>
-        <w:rPr>
-          <w:rFonts w:asciiTheme="majorBidi" w:hAnsiTheme="majorBidi" w:cstheme="majorBidi"/>
-          <w:sz w:val="24"/>
-          <w:szCs w:val="24"/>
-        </w:rPr>
-        <w:t xml:space="preserve"> Azure, AWS, GCP, CI/CD, </w:t>
-      </w:r>
-      <w:proofErr w:type="spellStart"/>
-      <w:r>
-        <w:rPr>
-          <w:rFonts w:asciiTheme="majorBidi" w:hAnsiTheme="majorBidi" w:cstheme="majorBidi"/>
-          <w:sz w:val="24"/>
-          <w:szCs w:val="24"/>
-        </w:rPr>
-        <w:t>Docker</w:t>
-      </w:r>
-      <w:proofErr w:type="spellEnd"/>
-      <w:r>
-        <w:rPr>
-          <w:rFonts w:asciiTheme="majorBidi" w:hAnsiTheme="majorBidi" w:cstheme="majorBidi"/>
-          <w:sz w:val="24"/>
-          <w:szCs w:val="24"/>
-        </w:rPr>
-        <w:t xml:space="preserve">, </w:t>
-      </w:r>
-      <w:proofErr w:type="spellStart"/>
-      <w:r>
-        <w:rPr>
-          <w:rFonts w:asciiTheme="majorBidi" w:hAnsiTheme="majorBidi" w:cstheme="majorBidi"/>
-          <w:sz w:val="24"/>
-          <w:szCs w:val="24"/>
-        </w:rPr>
-        <w:t>Kubernetes</w:t>
-      </w:r>
-      <w:proofErr w:type="spellEnd"/>
+        <w:t xml:space="preserve"> Azure, AWS, GCP, CI/CD, Docker, Kubernetes</w:t>
+      </w:r>
     </w:p>
     <w:p>
       <w:pPr>
@@ -591,43 +507,7 @@
           <w:sz w:val="24"/>
           <w:szCs w:val="24"/>
         </w:rPr>
-        <w:t xml:space="preserve"> Cosmos DB, SQL Server, </w:t>
-      </w:r>
-      <w:proofErr w:type="spellStart"/>
-      <w:r>
-        <w:rPr>
-          <w:rFonts w:asciiTheme="majorBidi" w:hAnsiTheme="majorBidi" w:cstheme="majorBidi"/>
-          <w:sz w:val="24"/>
-          <w:szCs w:val="24"/>
-        </w:rPr>
-        <w:t>PostgreSQL</w:t>
-      </w:r>
-      <w:proofErr w:type="spellEnd"/>
-      <w:r>
-        <w:rPr>
-          <w:rFonts w:asciiTheme="majorBidi" w:hAnsiTheme="majorBidi" w:cstheme="majorBidi"/>
-          <w:sz w:val="24"/>
-          <w:szCs w:val="24"/>
-        </w:rPr>
-        <w:t xml:space="preserve">, </w:t>
-      </w:r>
-      <w:proofErr w:type="spellStart"/>
-      <w:r>
-        <w:rPr>
-          <w:rFonts w:asciiTheme="majorBidi" w:hAnsiTheme="majorBidi" w:cstheme="majorBidi"/>
-          <w:sz w:val="24"/>
-          <w:szCs w:val="24"/>
-        </w:rPr>
-        <w:t>MongoDB</w:t>
-      </w:r>
-      <w:proofErr w:type="spellEnd"/>
-      <w:r>
-        <w:rPr>
-          <w:rFonts w:asciiTheme="majorBidi" w:hAnsiTheme="majorBidi" w:cstheme="majorBidi"/>
-          <w:sz w:val="24"/>
-          <w:szCs w:val="24"/>
-        </w:rPr>
-        <w:t xml:space="preserve">, </w:t>
+        <w:t xml:space="preserve"> Cosmos DB, SQL Server, PostgreSQL, MongoDB, </w:t>
       </w:r>
       <w:proofErr w:type="spellStart"/>
       <w:r>
@@ -688,25 +568,7 @@
           <w:sz w:val="24"/>
           <w:szCs w:val="24"/>
         </w:rPr>
-        <w:t xml:space="preserve"> Kafka, </w:t>
-      </w:r>
-      <w:proofErr w:type="spellStart"/>
-      <w:r>
-        <w:rPr>
-          <w:rFonts w:asciiTheme="majorBidi" w:hAnsiTheme="majorBidi" w:cstheme="majorBidi"/>
-          <w:sz w:val="24"/>
-          <w:szCs w:val="24"/>
-        </w:rPr>
-        <w:t>RESTful</w:t>
-      </w:r>
-      <w:proofErr w:type="spellEnd"/>
-      <w:r>
-        <w:rPr>
-          <w:rFonts w:asciiTheme="majorBidi" w:hAnsiTheme="majorBidi" w:cstheme="majorBidi"/>
-          <w:sz w:val="24"/>
-          <w:szCs w:val="24"/>
-        </w:rPr>
-        <w:t xml:space="preserve"> APIs, </w:t>
+        <w:t xml:space="preserve"> Kafka, RESTful APIs, </w:t>
       </w:r>
       <w:proofErr w:type="spellStart"/>
       <w:r>
@@ -811,18 +673,8 @@
           <w:sz w:val="24"/>
           <w:szCs w:val="24"/>
         </w:rPr>
-        <w:t xml:space="preserve">, Jenkins, </w:t>
-      </w:r>
-      <w:proofErr w:type="spellStart"/>
-      <w:r>
-        <w:rPr>
-          <w:rFonts w:asciiTheme="majorBidi" w:hAnsiTheme="majorBidi" w:cstheme="majorBidi"/>
-          <w:sz w:val="24"/>
-          <w:szCs w:val="24"/>
-        </w:rPr>
-        <w:t>Jira</w:t>
-      </w:r>
-      <w:proofErr w:type="spellEnd"/>
+        <w:t>, Jenkins, Jira</w:t>
+      </w:r>
     </w:p>
     <w:p>
       <w:pPr>
@@ -1045,15 +897,7 @@
         <w:jc w:val="both"/>
       </w:pPr>
       <w:r>
-        <w:t xml:space="preserve">Migrated critical components from monolith to cloud-native services on Azure </w:t>
-      </w:r>
-      <w:proofErr w:type="spellStart"/>
-      <w:r>
-        <w:t>Kubernetes</w:t>
-      </w:r>
-      <w:proofErr w:type="spellEnd"/>
-      <w:r>
-        <w:t xml:space="preserve"> Service (AKS), reducing latency by 30% and enhancing system maintainability.</w:t>
+        <w:t>Migrated critical components from monolith to cloud-native services on Azure Kubernetes Service (AKS), reducing latency by 30% and enhancing system maintainability.</w:t>
       </w:r>
     </w:p>
     <w:p>
@@ -1092,15 +936,7 @@
         <w:jc w:val="both"/>
       </w:pPr>
       <w:r>
-        <w:t xml:space="preserve">Partnered with cross-functional stakeholders to define OKRs, improve </w:t>
-      </w:r>
-      <w:proofErr w:type="spellStart"/>
-      <w:r>
-        <w:t>observability</w:t>
-      </w:r>
-      <w:proofErr w:type="spellEnd"/>
-      <w:r>
-        <w:t xml:space="preserve"> (New Relic, Azure Monitor), and reduce production incidents by 45%.</w:t>
+        <w:t>Partnered with cross-functional stakeholders to define OKRs, improve observability (New Relic, Azure Monitor), and reduce production incidents by 45%.</w:t>
       </w:r>
     </w:p>
     <w:p>
@@ -1228,15 +1064,7 @@
         <w:jc w:val="both"/>
       </w:pPr>
       <w:r>
-        <w:t xml:space="preserve">Built scalable </w:t>
-      </w:r>
-      <w:proofErr w:type="spellStart"/>
-      <w:r>
-        <w:t>RESTful</w:t>
-      </w:r>
-      <w:proofErr w:type="spellEnd"/>
-      <w:r>
-        <w:t xml:space="preserve"> APIs with Node.js and Express, powering real-time dashboards and reporting tools with Kafka as the backbone of event ingestion.</w:t>
+        <w:t>Built scalable RESTful APIs with Node.js and Express, powering real-time dashboards and reporting tools with Kafka as the backbone of event ingestion.</w:t>
       </w:r>
     </w:p>
     <w:p>
@@ -1249,23 +1077,7 @@
         <w:jc w:val="both"/>
       </w:pPr>
       <w:r>
-        <w:t xml:space="preserve">Implemented robust CI/CD pipelines with Azure </w:t>
-      </w:r>
-      <w:proofErr w:type="spellStart"/>
-      <w:r>
-        <w:t>DevOps</w:t>
-      </w:r>
-      <w:proofErr w:type="spellEnd"/>
-      <w:r>
-        <w:t xml:space="preserve">, </w:t>
-      </w:r>
-      <w:proofErr w:type="spellStart"/>
-      <w:r>
-        <w:t>Docker</w:t>
-      </w:r>
-      <w:proofErr w:type="spellEnd"/>
-      <w:r>
-        <w:t>, and Helm, enabling reliable deployments across staging and production environments.</w:t>
+        <w:t>Implemented robust CI/CD pipelines with Azure DevOps, Docker, and Helm, enabling reliable deployments across staging and production environments.</w:t>
       </w:r>
     </w:p>
     <w:p>
@@ -1436,15 +1248,7 @@
         <w:jc w:val="both"/>
       </w:pPr>
       <w:r>
-        <w:t xml:space="preserve">Developed backend APIs using Node.js and </w:t>
-      </w:r>
-      <w:proofErr w:type="spellStart"/>
-      <w:r>
-        <w:t>PostgreSQL</w:t>
-      </w:r>
-      <w:proofErr w:type="spellEnd"/>
-      <w:r>
-        <w:t xml:space="preserve"> to support scheduling and messaging features across various business verticals.</w:t>
+        <w:t>Developed backend APIs using Node.js and PostgreSQL to support scheduling and messaging features across various business verticals.</w:t>
       </w:r>
     </w:p>
     <w:p>
@@ -1457,15 +1261,7 @@
         <w:jc w:val="both"/>
       </w:pPr>
       <w:r>
-        <w:t xml:space="preserve">Enhanced system integration using Kafka for decoupled communication between services, improving system resilience and </w:t>
-      </w:r>
-      <w:proofErr w:type="spellStart"/>
-      <w:r>
-        <w:t>observability</w:t>
-      </w:r>
-      <w:proofErr w:type="spellEnd"/>
-      <w:r>
-        <w:t>.</w:t>
+        <w:t>Enhanced system integration using Kafka for decoupled communication between services, improving system resilience and observability.</w:t>
       </w:r>
     </w:p>
     <w:p>
@@ -1486,15 +1282,7 @@
       </w:r>
       <w:proofErr w:type="gramEnd"/>
       <w:r>
-        <w:t xml:space="preserve">) and transitioned services to containers using </w:t>
-      </w:r>
-      <w:proofErr w:type="spellStart"/>
-      <w:r>
-        <w:t>Docker</w:t>
-      </w:r>
-      <w:proofErr w:type="spellEnd"/>
-      <w:r>
-        <w:t xml:space="preserve"> and ECS.</w:t>
+        <w:t>) and transitioned services to containers using Docker and ECS.</w:t>
       </w:r>
     </w:p>
     <w:p>
@@ -1541,15 +1329,7 @@
         <w:jc w:val="both"/>
       </w:pPr>
       <w:r>
-        <w:t xml:space="preserve">Contributed to UI design systems with React and </w:t>
-      </w:r>
-      <w:proofErr w:type="spellStart"/>
-      <w:r>
-        <w:t>Redux</w:t>
-      </w:r>
-      <w:proofErr w:type="spellEnd"/>
-      <w:r>
-        <w:t>, ensuring consistent UX across mobile and desktop interfaces.</w:t>
+        <w:t>Contributed to UI design systems with React and Redux, ensuring consistent UX across mobile and desktop interfaces.</w:t>
       </w:r>
     </w:p>
     <w:p>
@@ -1664,15 +1444,7 @@
         <w:jc w:val="both"/>
       </w:pPr>
       <w:r>
-        <w:t xml:space="preserve">Prototyped features for Office Mobile using Swift and Objective-C that were later incorporated into the production build for </w:t>
-      </w:r>
-      <w:proofErr w:type="spellStart"/>
-      <w:r>
-        <w:t>iOS</w:t>
-      </w:r>
-      <w:proofErr w:type="spellEnd"/>
-      <w:r>
-        <w:t xml:space="preserve"> and Android.</w:t>
+        <w:t>Prototyped features for Office Mobile using Swift and Objective-C that were later incorporated into the production build for iOS and Android.</w:t>
       </w:r>
     </w:p>
     <w:p>
@@ -1706,15 +1478,7 @@
         <w:jc w:val="both"/>
       </w:pPr>
       <w:r>
-        <w:t xml:space="preserve">Built internal debugging utilities for </w:t>
-      </w:r>
-      <w:proofErr w:type="spellStart"/>
-      <w:r>
-        <w:t>dev</w:t>
-      </w:r>
-      <w:proofErr w:type="spellEnd"/>
-      <w:r>
-        <w:t xml:space="preserve"> teams, significantly improving turnaround time for identifying production issues.</w:t>
+        <w:t>Built internal debugging utilities for dev teams, significantly improving turnaround time for identifying production issues.</w:t>
       </w:r>
     </w:p>
     <w:p>
@@ -1827,29 +1591,7 @@
           <w:sz w:val="24"/>
           <w:szCs w:val="24"/>
         </w:rPr>
-        <w:t xml:space="preserve">Cross-Platform </w:t>
-      </w:r>
-      <w:proofErr w:type="spellStart"/>
-      <w:r>
-        <w:rPr>
-          <w:rFonts w:ascii="Times New Roman" w:eastAsia="Times New Roman" w:hAnsi="Times New Roman" w:cs="Times New Roman"/>
-          <w:b/>
-          <w:bCs/>
-          <w:sz w:val="24"/>
-          <w:szCs w:val="24"/>
-        </w:rPr>
-        <w:t>Telehealth</w:t>
-      </w:r>
-      <w:proofErr w:type="spellEnd"/>
-      <w:r>
-        <w:rPr>
-          <w:rFonts w:ascii="Times New Roman" w:eastAsia="Times New Roman" w:hAnsi="Times New Roman" w:cs="Times New Roman"/>
-          <w:b/>
-          <w:bCs/>
-          <w:sz w:val="24"/>
-          <w:szCs w:val="24"/>
-        </w:rPr>
-        <w:t xml:space="preserve"> App</w:t>
+        <w:t>Cross-Platform Telehealth App</w:t>
       </w:r>
     </w:p>
     <w:p>
@@ -1872,25 +1614,7 @@
           <w:sz w:val="24"/>
           <w:szCs w:val="24"/>
         </w:rPr>
-        <w:t xml:space="preserve">Developed a HIPAA-compliant mobile </w:t>
-      </w:r>
-      <w:proofErr w:type="spellStart"/>
-      <w:r>
-        <w:rPr>
-          <w:rFonts w:ascii="Times New Roman" w:eastAsia="Times New Roman" w:hAnsi="Times New Roman" w:cs="Times New Roman"/>
-          <w:sz w:val="24"/>
-          <w:szCs w:val="24"/>
-        </w:rPr>
-        <w:t>telehealth</w:t>
-      </w:r>
-      <w:proofErr w:type="spellEnd"/>
-      <w:r>
-        <w:rPr>
-          <w:rFonts w:ascii="Times New Roman" w:eastAsia="Times New Roman" w:hAnsi="Times New Roman" w:cs="Times New Roman"/>
-          <w:sz w:val="24"/>
-          <w:szCs w:val="24"/>
-        </w:rPr>
-        <w:t xml:space="preserve"> solution using React Native, Swift modules, and Kafka event streaming with Cosmos DB on Azure cloud infrastructure.</w:t>
+        <w:t>Developed a HIPAA-compliant mobile telehealth solution using React Native, Swift modules, and Kafka event streaming with Cosmos DB on Azure cloud infrastructure.</w:t>
       </w:r>
     </w:p>
     <w:p>
@@ -2067,21 +1791,7 @@
         <w:rPr>
           <w:rStyle w:val="Strong"/>
         </w:rPr>
-        <w:t xml:space="preserve">Certified </w:t>
-      </w:r>
-      <w:proofErr w:type="spellStart"/>
-      <w:r>
-        <w:rPr>
-          <w:rStyle w:val="Strong"/>
-        </w:rPr>
-        <w:t>Kubernetes</w:t>
-      </w:r>
-      <w:proofErr w:type="spellEnd"/>
-      <w:r>
-        <w:rPr>
-          <w:rStyle w:val="Strong"/>
-        </w:rPr>
-        <w:t xml:space="preserve"> Application Developer (CKAD)</w:t>
+        <w:t>Certified Kubernetes Application Developer (CKAD)</w:t>
       </w:r>
     </w:p>
     <w:p>
@@ -6138,7 +5848,7 @@
 </file>
 
 <file path=customXml/itemProps1.xml><?xml version="1.0" encoding="utf-8"?>
-<ds:datastoreItem xmlns:ds="http://schemas.openxmlformats.org/officeDocument/2006/customXml" ds:itemID="{40AC9243-F289-4B61-8F9D-82791CFBB5FA}">
+<ds:datastoreItem xmlns:ds="http://schemas.openxmlformats.org/officeDocument/2006/customXml" ds:itemID="{D6F16ADD-A159-4C0C-918B-AC26337D0849}">
   <ds:schemaRefs>
     <ds:schemaRef ds:uri="http://schemas.openxmlformats.org/officeDocument/2006/bibliography"/>
   </ds:schemaRefs>
